--- a/docs/志愿星-双人演讲稿-6min.docx
+++ b/docs/志愿星-双人演讲稿-6min.docx
@@ -5668,7 +5668,7 @@
           <w:sz w:val="22"/>
           <w:szCs w:val="22"/>
         </w:rPr>
-        <w:t xml:space="preserve">四类：换了校园志愿场景；新写了一个通用接口、四个小工具、两份操作手册；报名前加二次确认，文件读写加了限制；另外还有周报和表格产出、对话保存、打包运行和 36 项自动检查。主要代码在几个核心文件里，老师可以任选一处打开。</w:t>
+        <w:t xml:space="preserve">四类：换了校园志愿场景；新写了一个通用接口、四个小工具、两份操作手册；报名前加二次确认，文件读写加了限制；另外还有周报和表格产出、对话保存、打包运行和 41 项自动检查。主要代码在几个核心文件里，老师可以任选一处打开。</w:t>
       </w:r>
     </w:p>
     <w:p>

--- a/docs/志愿星-双人演讲稿-6min.docx
+++ b/docs/志愿星-双人演讲稿-6min.docx
@@ -2147,7 +2147,7 @@
           <w:sz w:val="20"/>
           <w:szCs w:val="20"/>
         </w:rPr>
-        <w:t xml:space="preserve">〔切到浏览器，点侧边栏“新建对话”，确认输入框为空、左侧显示“在线（模型服务）”〕</w:t>
+        <w:t xml:space="preserve">〔切到浏览器；如出现“演示登录”，输入本机 .env 中的 VOLUNTEER_ACCESS_CODE；点侧边栏“新建对话”，确认输入框为空、左侧显示“在线（模型服务）”〕</w:t>
       </w:r>
     </w:p>
     <w:p>
@@ -2921,7 +2921,7 @@
           <w:sz w:val="20"/>
           <w:szCs w:val="20"/>
         </w:rPr>
-        <w:t xml:space="preserve">现场为控制时间跑「找活动 → 查冲突 → 确认报名 → 出周报」4 步；取消的确认机制用一句“和报名共用同一套确认”带过，不单独操作。</w:t>
+        <w:t xml:space="preserve">现场为控制时间跑「找活动 → 查冲突 → 确认报名 → 出周报」4 步；取消的确认机制用一句“和报名共用同一套确认”带过，不单独操作。如出现登录页，先输入本机 .env 里的访问口令。</w:t>
       </w:r>
     </w:p>
     <w:p>
@@ -5668,7 +5668,7 @@
           <w:sz w:val="22"/>
           <w:szCs w:val="22"/>
         </w:rPr>
-        <w:t xml:space="preserve">四类：换了校园志愿场景；新写了一个通用接口、四个小工具、两份操作手册；报名前加二次确认，文件读写加了限制；另外还有周报和表格产出、对话保存、打包运行和 41 项自动检查。主要代码在几个核心文件里，老师可以任选一处打开。</w:t>
+        <w:t xml:space="preserve">四类：换了校园志愿场景；新写了一个通用接口、四个小工具、两份操作手册；报名前加二次确认，文件读写加了限制；另外还有周报和表格产出、对话保存、打包运行和 44 项自动检查。主要代码在几个核心文件里，老师可以任选一处打开。</w:t>
       </w:r>
     </w:p>
     <w:p>
